--- a/Reports/Naylor_Model_v8_Technical_Appendix.docx
+++ b/Reports/Naylor_Model_v8_Technical_Appendix.docx
@@ -736,7 +736,7 @@
         <w:rPr>
           <w:sz w:val="17"/>
         </w:rPr>
-        <w:t>Plain translation of the success-rate change into net bags over a typical 20-attempt season.</w:t>
+        <w:t>Extra stolen bases over a typical 20-attempt season.</w:t>
       </w:r>
     </w:p>
     <w:p>
@@ -746,7 +746,7 @@
       <w:r>
         <w:drawing>
           <wp:inline xmlns:a="http://schemas.openxmlformats.org/drawingml/2006/main" xmlns:pic="http://schemas.openxmlformats.org/drawingml/2006/picture">
-            <wp:extent cx="6217920" cy="4041938"/>
+            <wp:extent cx="6217920" cy="4535794"/>
             <wp:docPr id="3" name="Picture 3"/>
             <wp:cNvGraphicFramePr>
               <a:graphicFrameLocks noChangeAspect="1"/>
@@ -767,7 +767,7 @@
                   <pic:spPr>
                     <a:xfrm>
                       <a:off x="0" y="0"/>
-                      <a:ext cx="6217920" cy="4041938"/>
+                      <a:ext cx="6217920" cy="4535794"/>
                     </a:xfrm>
                     <a:prstGeom prst="rect"/>
                   </pic:spPr>
@@ -788,7 +788,7 @@
           <w:color w:val="666666"/>
           <w:sz w:val="17"/>
         </w:rPr>
-        <w:t>Figure B1 — log-odds(success) = β₀ + Σ βᵢ·zᵢ. Each bar is the per-1-SD coefficient as a percentage-point change in success rate (and net bags / 20 attempts). Green = trainable, grey = context, orange = raw speed.</w:t>
+        <w:t>Figure B1 — log-odds(success) = β₀ + Σ βᵢ·zᵢ. Each bar is the per-1-SD coefficient as a percentage-point change in success rate. Green = trainable, grey = context, orange = raw speed.</w:t>
       </w:r>
     </w:p>
     <w:p>
@@ -2358,7 +2358,7 @@
         <w:rPr>
           <w:sz w:val="17"/>
         </w:rPr>
-        <w:t>Real success rate minus what sprint speed alone predicts (pct pts).</w:t>
+        <w:t>How far the runner's success rate sits ABOVE the line speed alone predicts. Positive = beats his speed peers.</w:t>
       </w:r>
     </w:p>
     <w:p>
